--- a/Volume 1/Chapter 04 - Databases/SPA_Vol1_Ch4_Lesson4_2_MySQL_Fundamentals.docx
+++ b/Volume 1/Chapter 04 - Databases/SPA_Vol1_Ch4_Lesson4_2_MySQL_Fundamentals.docx
@@ -1698,10 +1698,7 @@
     </w:p>
     <w:p>
       <w:r>
-        <w:t>Before the programs do it, do it yourself from the command line. The first command creates spa_contacts if it is missing. The second connects with the database setting: -D (short for --database) names the database, as the programs' setting does, and SELECT DATABASE() shows which database the connection uses. Remember, $mysql holds the client's path and &amp; runs it; -u, -h, and -P name the user, host, and port; -p asks for devuser's password, which you type each time (nothing shows as you type); -e runs one st</w:t>
-      </w:r>
-      <w:r>
-        <w:t>atement, and -t prints the answer as a table.</w:t>
+        <w:t>Before the programs do it, do it yourself from the command line. The first command creates spa_contacts if it is missing. The second connects with the database setting: -D (short for --database) names the database, as the programs' setting does, and SELECT DATABASE() shows which database the connection uses. Remember, $mysql holds the client's path and &amp; runs it; -u, -h, and -P name the user, host, and port; -p asks for devuser's password, which you type each time (nothing shows as you type); -e runs one statement, and -t prints the answer as a table.</w:t>
       </w:r>
     </w:p>
     <w:p>
@@ -2112,10 +2109,7 @@
     </w:p>
     <w:p>
       <w:r>
-        <w:t>Start with the most direct version: main reads SPA_DB_PASSWORD, connects to the server with no database (NULL), sends CREATE DATABASE IF NOT EXISTS spa_contacts, and closes that handle; then it connects again with "spa_contacts" as the database argument, sends SELECT DATABASE(), prints the answer, and closes. As in Lesson 4.0, the C version checks each mysql_real_connect, because a handle that never connected would crash at mysql_fetch_row; so even this Basic version prints the server's reason, such as Erro</w:t>
-      </w:r>
-      <w:r>
-        <w:t>r: Unknown database 'spa_nope', and stops. Every new step is commented, so read the comments as you type it.</w:t>
+        <w:t>Start with the most direct version: main reads SPA_DB_PASSWORD, connects to the server with no database (NULL), sends CREATE DATABASE IF NOT EXISTS spa_contacts, and closes that handle; then it connects again with "spa_contacts" as the database argument, sends SELECT DATABASE(), prints the answer, and closes. As in Lesson 4.0, the C version checks each mysql_real_connect, because a handle that never connected would crash at mysql_fetch_row; so even this Basic version prints the server's reason, such as Error: Unknown database 'spa_nope', and stops. Every new step is commented, so read the comments as you type it.</w:t>
       </w:r>
     </w:p>
     <w:p>
@@ -2905,10 +2899,7 @@
     </w:p>
     <w:p>
       <w:r>
-        <w:t>The Production-Minded version prints the same lines. connect_server is Lesson 4.0's, unchanged: it reaches the server only. The new connect_database takes the database name and passes it to mysql_real_connect. Both return 0 or -1, and main prints the two Error lines, closes the handle, and returns 1. create_database and print_current_database each print one Error line when the server refuses their statement. Each handle is closed as soon as its work is done. The CREATE statement writes spa_contacts into its</w:t>
-      </w:r>
-      <w:r>
-        <w:t xml:space="preserve"> SQL text, because a database name cannot be passed to a statement as a value, and joining text into SQL is unsafe (Lesson 4.3 explains why). The settings are constants at the top of the file; DATABASE is the new one.</w:t>
+        <w:t>The Production-Minded version prints the same lines. connect_server is Lesson 4.0's, unchanged: it reaches the server only. The new connect_database takes the database name and passes it to mysql_real_connect. Both return 0 or -1, and main prints the two Error lines, closes the handle, and returns 1. create_database and print_current_database each print one Error line when the server refuses their statement. Each handle is closed as soon as its work is done. The CREATE statement writes spa_contacts into its SQL text, because a database name cannot be passed to a statement as a value, and joining text into SQL is unsafe (Lesson 4.3 explains why). The settings are constants at the top of the file; DATABASE is the new one.</w:t>
       </w:r>
     </w:p>
     <w:p>
@@ -4114,10 +4105,7 @@
     </w:p>
     <w:p>
       <w:r>
-        <w:t>Both versions read SPA_DB_PASSWORD, connect to the server to create spa_contacts if it is missing, connect again with the database setting, ask the server for the current database, and close each connection. The Basic version does it all in main. The Production-Minded version keeps the settings in constants, separates connect_server from connect_database, which the later Chapter 4 lessons and the project reuse, reports a missing database by name with the connector's reason, and closes each connection with i</w:t>
-      </w:r>
-      <w:r>
-        <w:t>ts cleanup form even after an error.</w:t>
+        <w:t>Both versions read SPA_DB_PASSWORD, connect to the server to create spa_contacts if it is missing, connect again with the database setting, ask the server for the current database, and close each connection. The Basic version does it all in main. The Production-Minded version keeps the settings in constants, separates connect_server from connect_database, which the later Chapter 4 lessons and the project reuse, reports a missing database by name with the connector's reason, and closes each connection with its cleanup form even after an error.</w:t>
       </w:r>
     </w:p>
     <w:p>
@@ -4145,10 +4133,7 @@
     </w:p>
     <w:p>
       <w:r>
-        <w:t>C++ uses MySQL Connector/C++ and its classic API, built with Visual C++ on Windows, as in Lesson 4.0. Remember, C++ database programs build with Visual C++ because the connector's Windows DLL is built with it, and mysqlcppconn-10-vs14.dll with its two OpenSSL DLLs sits next to the program, copied by the Library Setup. The connect form this course uses takes the address, the user, and the password, but no database name (Connector/C++ has other forms that do); setSchema, called right after it, chooses the dat</w:t>
-      </w:r>
-      <w:r>
-        <w:t>abase (schema is MySQL's other word for a database). This is the one place C++ differs: the other languages pass the database with the other settings. Choosing the database after connecting is safe here, unlike a USE statement in Go, because a sql::Connection is one connection, not a pool.</w:t>
+        <w:t>C++ uses MySQL Connector/C++ and its classic API, built with Visual C++ on Windows, as in Lesson 4.0. Remember, C++ database programs build with Visual C++ because the connector's Windows DLL is built with it, and mysqlcppconn-10-vs14.dll with its two OpenSSL DLLs sits next to the program, copied by the Library Setup. The connect form this course uses takes the address, the user, and the password, but no database name (Connector/C++ has other forms that do); setSchema, called right after it, chooses the database (schema is MySQL's other word for a database). This is the one place C++ differs: the other languages pass the database with the other settings. Choosing the database after connecting is safe here, unlike a USE statement in Go, because a sql::Connection is one connection, not a pool.</w:t>
       </w:r>
     </w:p>
     <w:p>
@@ -4171,10 +4156,7 @@
     </w:p>
     <w:p>
       <w:r>
-        <w:t>Start with the most direct version: main reads SPA_DB_PASSWORD, connects to the server, executes CREATE DATABASE IF NOT EXISTS spa_contacts, and closes that connection; then it connects again, chooses spa_contacts with setSchema, sends SELECT DATABASE(), and prints the answer. Like Lesson 4.0's Basic version, it checks only that SPA_DB_PASSWORD is set and then trusts every step; the Production-Minded version catches a failure and reports it in Lesson 2.11's style. Every new step is commented, so read the co</w:t>
-      </w:r>
-      <w:r>
-        <w:t>mments as you type it.</w:t>
+        <w:t>Start with the most direct version: main reads SPA_DB_PASSWORD, connects to the server, executes CREATE DATABASE IF NOT EXISTS spa_contacts, and closes that connection; then it connects again, chooses spa_contacts with setSchema, sends SELECT DATABASE(), and prints the answer. Like Lesson 4.0's Basic version, it checks only that SPA_DB_PASSWORD is set and then trusts every step; the Production-Minded version catches a failure and reports it in Lesson 2.11's style. Every new step is commented, so read the comments as you type it.</w:t>
       </w:r>
     </w:p>
     <w:p>
@@ -4950,10 +4932,7 @@
         <w:pStyle w:val="ListBullet"/>
       </w:pPr>
       <w:r>
-        <w:t>If nothing prints at all and the exit code is -1073741515, a DLL is missing from the cpp folder: rerun the Library Setup. If PowerShell shows an error that includes The term 'cl' is not recognized, the Launch-VsDevShell line did not run in this terminal. If nothing prints and the exit code is another large negative number, the connector threw an exception that this Basic version does not catch: Visual C++ then ends the program at once, before even the earlier lines reach the screen. Run the Production-Minde</w:t>
-      </w:r>
-      <w:r>
-        <w:t>d program, which catches it and prints the reason.</w:t>
+        <w:t>If nothing prints at all and the exit code is -1073741515, a DLL is missing from the cpp folder: rerun the Library Setup. If PowerShell shows an error that includes The term 'cl' is not recognized, the Launch-VsDevShell line did not run in this terminal. If nothing prints and the exit code is another large negative number, the connector threw an exception that this Basic version does not catch: Visual C++ then ends the program at once, before even the earlier lines reach the screen. Run the Production-Minded program, which catches it and prints the reason.</w:t>
       </w:r>
     </w:p>
     <w:p>
@@ -4992,10 +4971,7 @@
     </w:p>
     <w:p>
       <w:r>
-        <w:t>The Production-Minded version prints the same lines. connectServer is Lesson 4.0's, unchanged: it reaches the server only. The new connectDatabase takes the database name, connects, and calls setSchema; either step's sql::SQLException becomes a std::runtime_error that names the database and the server. createDatabase and printCurrentDatabase send one statement each. main keeps each connection in its own { } block (braces on their own make a block), so the first unique_ptr closes its connection before the se</w:t>
-      </w:r>
-      <w:r>
-        <w:t>cond connection opens. The CREATE statement writes spa_contacts into its SQL text, because a database name cannot be passed to a statement as a value, and joining text into SQL is unsafe (Lesson 4.3 explains why). The settings are constants at the top of the file; DATABASE is the new one.</w:t>
+        <w:t>The Production-Minded version prints the same lines. connectServer is Lesson 4.0's, unchanged: it reaches the server only. The new connectDatabase takes the database name, connects, and calls setSchema; either step's sql::SQLException becomes a std::runtime_error that names the database and the server. createDatabase and printCurrentDatabase send one statement each. main keeps each connection in its own { } block (braces on their own make a block), so the first unique_ptr closes its connection before the second connection opens. The CREATE statement writes spa_contacts into its SQL text, because a database name cannot be passed to a statement as a value, and joining text into SQL is unsafe (Lesson 4.3 explains why). The settings are constants at the top of the file; DATABASE is the new one.</w:t>
       </w:r>
     </w:p>
     <w:p>
@@ -6122,10 +6098,7 @@
     </w:p>
     <w:p>
       <w:r>
-        <w:t>Both versions read SPA_DB_PASSWORD, connect to the server to create spa_contacts if it is missing, connect again with the database setting, ask the server for the current database, and close each connection. The Basic version does it all in main. The Production-Minded version keeps the settings in constants, separates connectServer from connectDatabase, which the later Chapter 4 lessons and the project reuse, reports a missing database by name with the connector's reason, and closes each connection with its</w:t>
-      </w:r>
-      <w:r>
-        <w:t xml:space="preserve"> cleanup form even after an error.</w:t>
+        <w:t>Both versions read SPA_DB_PASSWORD, connect to the server to create spa_contacts if it is missing, connect again with the database setting, ask the server for the current database, and close each connection. The Basic version does it all in main. The Production-Minded version keeps the settings in constants, separates connectServer from connectDatabase, which the later Chapter 4 lessons and the project reuse, reports a missing database by name with the connector's reason, and closes each connection with its cleanup form even after an error.</w:t>
       </w:r>
     </w:p>
     <w:p>
@@ -6176,10 +6149,7 @@
     </w:p>
     <w:p>
       <w:r>
-        <w:t>Start with the most direct version: Main reads SPA_DB_PASSWORD, fills the settings, opens a connection to the server, runs CREATE DATABASE IF NOT EXISTS spa_contacts, and closes it; then it sets Database to spa_contacts, opens a second connection, runs SELECT DATABASE(), and prints the answer. Like Lesson 4.0's Basic versions, it checks only that SPA_DB_PASSWORD is set and then trusts every step; a failure stops it with the connector's own message, and the Production-Minded version reports it in Lesson 2.11</w:t>
-      </w:r>
-      <w:r>
-        <w:t>'s style. Every new step is commented, so read the comments as you type it.</w:t>
+        <w:t>Start with the most direct version: Main reads SPA_DB_PASSWORD, fills the settings, opens a connection to the server, runs CREATE DATABASE IF NOT EXISTS spa_contacts, and closes it; then it sets Database to spa_contacts, opens a second connection, runs SELECT DATABASE(), and prints the answer. Like Lesson 4.0's Basic versions, it checks only that SPA_DB_PASSWORD is set and then trusts every step; a failure stops it with the connector's own message, and the Production-Minded version reports it in Lesson 2.11's style. Every new step is commented, so read the comments as you type it.</w:t>
       </w:r>
     </w:p>
     <w:p>
@@ -6953,10 +6923,7 @@
     </w:p>
     <w:p>
       <w:r>
-        <w:t>The Production-Minded version prints the same lines. ConnectServer is Lesson 4.0's, unchanged: it reaches the server only. The new ConnectDatabase takes the database name, sets Database, opens the connection, and turns a failure into an Exception that names the database and the server. CreateDatabase and PrintCurrentDatabase run one command each. Main declares each connection with using inside its own { } block (braces on their own make a block), so the first connection closes when its block ends, before th</w:t>
-      </w:r>
-      <w:r>
-        <w:t>e second opens. The CREATE statement writes spa_contacts into its SQL text, because a database name cannot be passed to a statement as a value, and joining text into SQL is unsafe (Lesson 4.3 explains why). The settings are constants at the top of the file; Database is the new one.</w:t>
+        <w:t>The Production-Minded version prints the same lines. ConnectServer is Lesson 4.0's, unchanged: it reaches the server only. The new ConnectDatabase takes the database name, sets Database, opens the connection, and turns a failure into an Exception that names the database and the server. CreateDatabase and PrintCurrentDatabase run one command each. Main declares each connection with using inside its own { } block (braces on their own make a block), so the first connection closes when its block ends, before the second opens. The CREATE statement writes spa_contacts into its SQL text, because a database name cannot be passed to a statement as a value, and joining text into SQL is unsafe (Lesson 4.3 explains why). The settings are constants at the top of the file; Database is the new one.</w:t>
       </w:r>
     </w:p>
     <w:p>
@@ -8209,10 +8176,7 @@
     </w:p>
     <w:p>
       <w:r>
-        <w:t>Both versions read SPA_DB_PASSWORD, connect to the server to create spa_contacts if it is missing, connect again with the database setting, ask the server for the current database, and close each connection. The Basic version does it all in Main. The Production-Minded version keeps the settings in constants, separates ConnectServer from ConnectDatabase, which the later Chapter 4 lessons and the project reuse, reports a missing database by name with the connector's reason, and closes each connection with its</w:t>
-      </w:r>
-      <w:r>
-        <w:t xml:space="preserve"> cleanup form even after an error.</w:t>
+        <w:t>Both versions read SPA_DB_PASSWORD, connect to the server to create spa_contacts if it is missing, connect again with the database setting, ask the server for the current database, and close each connection. The Basic version does it all in Main. The Production-Minded version keeps the settings in constants, separates ConnectServer from ConnectDatabase, which the later Chapter 4 lessons and the project reuse, reports a missing database by name with the connector's reason, and closes each connection with its cleanup form even after an error.</w:t>
       </w:r>
     </w:p>
     <w:p>
@@ -8263,10 +8227,7 @@
     </w:p>
     <w:p>
       <w:r>
-        <w:t>Start with the most direct version: main reads SPA_DB_PASSWORD, fills the settings record, opens and pings a pool for the server, runs CREATE DATABASE IF NOT EXISTS spa_contacts with Exec, and closes the pool; then it sets DBName, opens and pings a second pool, reads SELECT DATABASE() with QueryRow, and prints the answer. As in Lesson 4.0, it checks the error values of sql.Open and Ping, so a failed connection, such as a missing database, prints Error: with the driver's reason and exit code 1; after that, i</w:t>
-      </w:r>
-      <w:r>
-        <w:t>t trusts every step. Every new step is commented, so read the comments as you type it.</w:t>
+        <w:t>Start with the most direct version: main reads SPA_DB_PASSWORD, fills the settings record, opens and pings a pool for the server, runs CREATE DATABASE IF NOT EXISTS spa_contacts with Exec, and closes the pool; then it sets DBName, opens and pings a second pool, reads SELECT DATABASE() with QueryRow, and prints the answer. As in Lesson 4.0, it checks the error values of sql.Open and Ping, so a failed connection, such as a missing database, prints Error: with the driver's reason and exit code 1; after that, it trusts every step. Every new step is commented, so read the comments as you type it.</w:t>
       </w:r>
     </w:p>
     <w:p>
@@ -9144,10 +9105,7 @@
     </w:p>
     <w:p>
       <w:r>
-        <w:t xml:space="preserve">The Production-Minded version prints the same lines. connectServer is Lesson 4.0's, unchanged: it reaches the server only. The new connectDatabase takes the database name, sets DBName, opens and pings the pool, and returns an error value that names the database and the server. run closes the server pool right after createDatabase, whatever it returned, and defers closing the database pool. The CREATE statement writes spa_contacts into its SQL text, because a database name cannot be passed to a statement as </w:t>
-      </w:r>
-      <w:r>
-        <w:t>a value, and joining text into SQL is unsafe (Lesson 4.3 explains why). The settings are constants at the top of the file; databaseName is the new one.</w:t>
+        <w:t>The Production-Minded version prints the same lines. connectServer is Lesson 4.0's, unchanged: it reaches the server only. The new connectDatabase takes the database name, sets DBName, opens and pings the pool, and returns an error value that names the database and the server. run closes the server pool right after createDatabase, whatever it returned, and defers closing the database pool. The CREATE statement writes spa_contacts into its SQL text, because a database name cannot be passed to a statement as a value, and joining text into SQL is unsafe (Lesson 4.3 explains why). The settings are constants at the top of the file; databaseName is the new one.</w:t>
       </w:r>
     </w:p>
     <w:p>
@@ -10426,10 +10384,7 @@
     </w:p>
     <w:p>
       <w:r>
-        <w:t>Both versions read SPA_DB_PASSWORD, connect to the server to create spa_contacts if it is missing, connect again with the database setting, ask the server for the current database, and close each connection. The Basic version does it all in main. The Production-Minded version keeps the settings in constants, separates connectServer from connectDatabase, which the later Chapter 4 lessons and the project reuse, reports a missing database by name with the connector's reason, and closes each connection with its</w:t>
-      </w:r>
-      <w:r>
-        <w:t xml:space="preserve"> cleanup form even after an error.</w:t>
+        <w:t>Both versions read SPA_DB_PASSWORD, connect to the server to create spa_contacts if it is missing, connect again with the database setting, ask the server for the current database, and close each connection. The Basic version does it all in main. The Production-Minded version keeps the settings in constants, separates connectServer from connectDatabase, which the later Chapter 4 lessons and the project reuse, reports a missing database by name with the connector's reason, and closes each connection with its cleanup form even after an error.</w:t>
       </w:r>
     </w:p>
     <w:p>
@@ -10480,10 +10435,7 @@
     </w:p>
     <w:p>
       <w:r>
-        <w:t>Start with the most direct version: main reads SPA_DB_PASSWORD, connects to the server, executes CREATE DATABASE IF NOT EXISTS spa_contacts, and closes the cursor and the connection; then it connects again with database="spa_contacts", executes SELECT DATABASE(), and prints the answer. Like Lesson 4.0's Basic versions, it checks only that SPA_DB_PASSWORD is set and then trusts every step; a failure stops it with the connector's own message, and the Production-Minded version reports it in Lesson 2.11's style</w:t>
-      </w:r>
-      <w:r>
-        <w:t>. Every new step is commented, so read the comments as you type it.</w:t>
+        <w:t>Start with the most direct version: main reads SPA_DB_PASSWORD, connects to the server, executes CREATE DATABASE IF NOT EXISTS spa_contacts, and closes the cursor and the connection; then it connects again with database="spa_contacts", executes SELECT DATABASE(), and prints the answer. Like Lesson 4.0's Basic versions, it checks only that SPA_DB_PASSWORD is set and then trusts every step; a failure stops it with the connector's own message, and the Production-Minded version reports it in Lesson 2.11's style. Every new step is commented, so read the comments as you type it.</w:t>
       </w:r>
     </w:p>
     <w:p>
@@ -11211,10 +11163,7 @@
     </w:p>
     <w:p>
       <w:r>
-        <w:t>The Production-Minded version prints the same lines. connect_server is Lesson 4.0's, unchanged: it reaches the server only. The new connect_database takes the database name, passes it as database=, and raises a ConnectionError that names the database and the server. create_database and print_current_database each use a with block for their cursor. main has one with block per connection, so the first connection closes before the second opens. The CREATE statement writes spa_contacts into its SQL text, becaus</w:t>
-      </w:r>
-      <w:r>
-        <w:t>e a database name cannot be passed to a statement as a value, and joining text into SQL is unsafe (Lesson 4.3 explains why). The settings are constants at the top of the file; DATABASE is the new one.</w:t>
+        <w:t>The Production-Minded version prints the same lines. connect_server is Lesson 4.0's, unchanged: it reaches the server only. The new connect_database takes the database name, passes it as database=, and raises a ConnectionError that names the database and the server. create_database and print_current_database each use a with block for their cursor. main has one with block per connection, so the first connection closes before the second opens. The CREATE statement writes spa_contacts into its SQL text, because a database name cannot be passed to a statement as a value, and joining text into SQL is unsafe (Lesson 4.3 explains why). The settings are constants at the top of the file; DATABASE is the new one.</w:t>
       </w:r>
     </w:p>
     <w:p>
@@ -12121,10 +12070,7 @@
     </w:p>
     <w:p>
       <w:r>
-        <w:t>Both versions read SPA_DB_PASSWORD, connect to the server to create spa_contacts if it is missing, connect again with the database setting, ask the server for the current database, and close each connection. The Basic version does it all in main. The Production-Minded version keeps the settings in constants, separates connect_server from connect_database, which the later Chapter 4 lessons and the project reuse, reports a missing database by name with the connector's reason, and closes each connection with i</w:t>
-      </w:r>
-      <w:r>
-        <w:t>ts cleanup form even after an error.</w:t>
+        <w:t>Both versions read SPA_DB_PASSWORD, connect to the server to create spa_contacts if it is missing, connect again with the database setting, ask the server for the current database, and close each connection. The Basic version does it all in main. The Production-Minded version keeps the settings in constants, separates connect_server from connect_database, which the later Chapter 4 lessons and the project reuse, reports a missing database by name with the connector's reason, and closes each connection with its cleanup form even after an error.</w:t>
       </w:r>
     </w:p>
     <w:p>
@@ -12175,10 +12121,7 @@
     </w:p>
     <w:p>
       <w:r>
-        <w:t>Start with the most direct version: main reads SPA_DB_PASSWORD, connects to the server, sends CREATE DATABASE IF NOT EXISTS spa_contacts, and ends that connection; then it connects again with database: "spa_contacts", sends SELECT DATABASE(), and prints the answer. Like Lesson 4.0's Basic versions, it checks only that SPA_DB_PASSWORD is set and then trusts every step; a failure stops it with the connector's own message, and the Production-Minded version reports it in Lesson 2.11's style. Every new step is c</w:t>
-      </w:r>
-      <w:r>
-        <w:t>ommented, so read the comments as you type it.</w:t>
+        <w:t>Start with the most direct version: main reads SPA_DB_PASSWORD, connects to the server, sends CREATE DATABASE IF NOT EXISTS spa_contacts, and ends that connection; then it connects again with database: "spa_contacts", sends SELECT DATABASE(), and prints the answer. Like Lesson 4.0's Basic versions, it checks only that SPA_DB_PASSWORD is set and then trusts every step; a failure stops it with the connector's own message, and the Production-Minded version reports it in Lesson 2.11's style. Every new step is commented, so read the comments as you type it.</w:t>
       </w:r>
     </w:p>
     <w:p>
@@ -12936,10 +12879,7 @@
     </w:p>
     <w:p>
       <w:r>
-        <w:t>The Production-Minded version prints the same lines. connectServer is Lesson 4.0's, unchanged: it reaches the server only. The new connectDatabase takes the database name, passes it as database, and throws an Error that names the database and the server. reasonOf returns an error's message, so the three places that need it share one function. main gives each connection its own try ... finally, so the first connection ends before the second opens. The CREATE statement writes spa_contacts into its SQL text, b</w:t>
-      </w:r>
-      <w:r>
-        <w:t>ecause a database name cannot be passed to a statement as a value, and joining text into SQL is unsafe (Lesson 4.3 explains why). The settings are constants at the top of the file; DATABASE is the new one.</w:t>
+        <w:t>The Production-Minded version prints the same lines. connectServer is Lesson 4.0's, unchanged: it reaches the server only. The new connectDatabase takes the database name, passes it as database, and throws an Error that names the database and the server. reasonOf returns an error's message, so the three places that need it share one function. main gives each connection its own try ... finally, so the first connection ends before the second opens. The CREATE statement writes spa_contacts into its SQL text, because a database name cannot be passed to a statement as a value, and joining text into SQL is unsafe (Lesson 4.3 explains why). The settings are constants at the top of the file; DATABASE is the new one.</w:t>
       </w:r>
     </w:p>
     <w:p>
@@ -14117,10 +14057,7 @@
     </w:p>
     <w:p>
       <w:r>
-        <w:t>Both versions read SPA_DB_PASSWORD, connect to the server to create spa_contacts if it is missing, connect again with the database setting, ask the server for the current database, and close each connection. The Basic version does it all in main. The Production-Minded version keeps the settings in constants, separates connectServer from connectDatabase, which the later Chapter 4 lessons and the project reuse, reports a missing database by name with the connector's reason, and closes each connection with its</w:t>
-      </w:r>
-      <w:r>
-        <w:t xml:space="preserve"> cleanup form even after an error.</w:t>
+        <w:t>Both versions read SPA_DB_PASSWORD, connect to the server to create spa_contacts if it is missing, connect again with the database setting, ask the server for the current database, and close each connection. The Basic version does it all in main. The Production-Minded version keeps the settings in constants, separates connectServer from connectDatabase, which the later Chapter 4 lessons and the project reuse, reports a missing database by name with the connector's reason, and closes each connection with its cleanup form even after an error.</w:t>
       </w:r>
     </w:p>
     <w:p>
@@ -15347,10 +15284,7 @@
     </w:p>
     <w:p>
       <w:r>
-        <w:t xml:space="preserve">The database is the fifth connection setting: it chooses the database a connection works in, and SELECT DATABASE() proves which one that is. A database must exist before a connection can choose it, so every program first connects to the server only and runs CREATE DATABASE IF NOT EXISTS spa_contacts, which is safe to repeat, then connects again with the setting. When the setting names a database that does not exist, the server answers error 1049, Unknown database, and the Production-Minded connect_database </w:t>
-      </w:r>
-      <w:r>
-        <w:t>reports it by name. spa_contacts now stays on the server: Lesson 4.3 sends its first SQL statements through this connection, and Lesson 4.4 creates the contacts table inside it.</w:t>
+        <w:t>The database is the fifth connection setting: it chooses the database a connection works in, and SELECT DATABASE() proves which one that is. A database must exist before a connection can choose it, so every program first connects to the server only and runs CREATE DATABASE IF NOT EXISTS spa_contacts, which is safe to repeat, then connects again with the setting. When the setting names a database that does not exist, the server answers error 1049, Unknown database, and the Production-Minded connect_database reports it by name. spa_contacts now stays on the server: Lesson 4.3 sends its first SQL statements through this connection, and Lesson 4.4 creates the contacts table inside it.</w:t>
       </w:r>
     </w:p>
     <w:sectPr>

--- a/Volume 1/Chapter 04 - Databases/SPA_Vol1_Ch4_Lesson4_2_MySQL_Fundamentals.docx
+++ b/Volume 1/Chapter 04 - Databases/SPA_Vol1_Ch4_Lesson4_2_MySQL_Fundamentals.docx
@@ -1370,7 +1370,11 @@
     </w:p>
     <w:p>
       <w:r>
-        <w:t>You save each source file in its language's section below, as each is shown. As in Chapter 1, notepad .\c\basic_contacts_database.c creates and opens one: choose Yes, type the file, save it with Ctrl+S, and close Notepad (on Linux or macOS, nano ./c/basic_contacts_database.c: type the file, then save and close it with Ctrl+O, Enter, then Ctrl+X). Save them all before step 2: go mod tidy keeps the driver in go.mod only when a saved .go file imports it.</w:t>
+        <w:t xml:space="preserve">You save each source file in its language's section below, as each is shown. As in Chapter 1, notepad .\c\basic_contacts_database.c creates and opens one: choose Yes, type the file, save it with Ctrl+S, and close Notepad (on Linux or macOS, nano ./c/basic_contacts_database.c: type the file, then save and close it with </w:t>
+      </w:r>
+      <w:r>
+        <w:lastRenderedPageBreak/>
+        <w:t>Ctrl+O, Enter, then Ctrl+X). Save them all before step 2: go mod tidy keeps the driver in go.mod only when a saved .go file imports it.</w:t>
       </w:r>
     </w:p>
     <w:p>
@@ -1698,7 +1702,10 @@
     </w:p>
     <w:p>
       <w:r>
-        <w:t>Before the programs do it, do it yourself from the command line. The first command creates spa_contacts if it is missing. The second connects with the database setting: -D (short for --database) names the database, as the programs' setting does, and SELECT DATABASE() shows which database the connection uses. Remember, $mysql holds the client's path and &amp; runs it; -u, -h, and -P name the user, host, and port; -p asks for devuser's password, which you type each time (nothing shows as you type); -e runs one statement, and -t prints the answer as a table.</w:t>
+        <w:t>Before the programs do it, do it yourself from the command line. The first command creates spa_contacts if it is missing. The second connects with the database setting: -D (short for --database) names the database, as the programs' setting does, and SELECT DATABASE() shows which database the connection uses. Remember, $mysql holds the client's path and &amp; runs it; -u, -h, and -P name the user, host, and port; -p asks for devuser's password, which you type each time (nothing shows as you type); -e runs one st</w:t>
+      </w:r>
+      <w:r>
+        <w:t>atement, and -t prints the answer as a table.</w:t>
       </w:r>
     </w:p>
     <w:p>
@@ -2109,7 +2116,10 @@
     </w:p>
     <w:p>
       <w:r>
-        <w:t>Start with the most direct version: main reads SPA_DB_PASSWORD, connects to the server with no database (NULL), sends CREATE DATABASE IF NOT EXISTS spa_contacts, and closes that handle; then it connects again with "spa_contacts" as the database argument, sends SELECT DATABASE(), prints the answer, and closes. As in Lesson 4.0, the C version checks each mysql_real_connect, because a handle that never connected would crash at mysql_fetch_row; so even this Basic version prints the server's reason, such as Error: Unknown database 'spa_nope', and stops. Every new step is commented, so read the comments as you type it.</w:t>
+        <w:t>Start with the most direct version: main reads SPA_DB_PASSWORD, connects to the server with no database (NULL), sends CREATE DATABASE IF NOT EXISTS spa_contacts, and closes that handle; then it connects again with "spa_contacts" as the database argument, sends SELECT DATABASE(), prints the answer, and closes. As in Lesson 4.0, the C version checks each mysql_real_connect, because a handle that never connected would crash at mysql_fetch_row; so even this Basic version prints the server's reason, such as Erro</w:t>
+      </w:r>
+      <w:r>
+        <w:t>r: Unknown database 'spa_nope', and stops. Every new step is commented, so read the comments as you type it.</w:t>
       </w:r>
     </w:p>
     <w:p>
@@ -2899,7 +2909,10 @@
     </w:p>
     <w:p>
       <w:r>
-        <w:t>The Production-Minded version prints the same lines. connect_server is Lesson 4.0's, unchanged: it reaches the server only. The new connect_database takes the database name and passes it to mysql_real_connect. Both return 0 or -1, and main prints the two Error lines, closes the handle, and returns 1. create_database and print_current_database each print one Error line when the server refuses their statement. Each handle is closed as soon as its work is done. The CREATE statement writes spa_contacts into its SQL text, because a database name cannot be passed to a statement as a value, and joining text into SQL is unsafe (Lesson 4.3 explains why). The settings are constants at the top of the file; DATABASE is the new one.</w:t>
+        <w:t>The Production-Minded version prints the same lines. connect_server is Lesson 4.0's, unchanged: it reaches the server only. The new connect_database takes the database name and passes it to mysql_real_connect. Both return 0 or -1, and main prints the two Error lines, closes the handle, and returns 1. create_database and print_current_database each print one Error line when the server refuses their statement. Each handle is closed as soon as its work is done. The CREATE statement writes spa_contacts into its</w:t>
+      </w:r>
+      <w:r>
+        <w:t xml:space="preserve"> SQL text, because a database name cannot be passed to a statement as a value, and joining text into SQL is unsafe (Lesson 4.3 explains why). The settings are constants at the top of the file; DATABASE is the new one.</w:t>
       </w:r>
     </w:p>
     <w:p>
@@ -4105,7 +4118,10 @@
     </w:p>
     <w:p>
       <w:r>
-        <w:t>Both versions read SPA_DB_PASSWORD, connect to the server to create spa_contacts if it is missing, connect again with the database setting, ask the server for the current database, and close each connection. The Basic version does it all in main. The Production-Minded version keeps the settings in constants, separates connect_server from connect_database, which the later Chapter 4 lessons and the project reuse, reports a missing database by name with the connector's reason, and closes each connection with its cleanup form even after an error.</w:t>
+        <w:t>Both versions read SPA_DB_PASSWORD, connect to the server to create spa_contacts if it is missing, connect again with the database setting, ask the server for the current database, and close each connection. The Basic version does it all in main. The Production-Minded version keeps the settings in constants, separates connect_server from connect_database, which the later Chapter 4 lessons and the project reuse, reports a missing database by name with the connector's reason, and closes each connection with i</w:t>
+      </w:r>
+      <w:r>
+        <w:t>ts cleanup form even after an error.</w:t>
       </w:r>
     </w:p>
     <w:p>
@@ -4133,7 +4149,10 @@
     </w:p>
     <w:p>
       <w:r>
-        <w:t>C++ uses MySQL Connector/C++ and its classic API, built with Visual C++ on Windows, as in Lesson 4.0. Remember, C++ database programs build with Visual C++ because the connector's Windows DLL is built with it, and mysqlcppconn-10-vs14.dll with its two OpenSSL DLLs sits next to the program, copied by the Library Setup. The connect form this course uses takes the address, the user, and the password, but no database name (Connector/C++ has other forms that do); setSchema, called right after it, chooses the database (schema is MySQL's other word for a database). This is the one place C++ differs: the other languages pass the database with the other settings. Choosing the database after connecting is safe here, unlike a USE statement in Go, because a sql::Connection is one connection, not a pool.</w:t>
+        <w:t>C++ uses MySQL Connector/C++ and its classic API, built with Visual C++ on Windows, as in Lesson 4.0. Remember, C++ database programs build with Visual C++ because the connector's Windows DLL is built with it, and mysqlcppconn-10-vs14.dll with its two OpenSSL DLLs sits next to the program, copied by the Library Setup. The connect form this course uses takes the address, the user, and the password, but no database name (Connector/C++ has other forms that do); setSchema, called right after it, chooses the dat</w:t>
+      </w:r>
+      <w:r>
+        <w:t>abase (schema is MySQL's other word for a database). This is the one place C++ differs: the other languages pass the database with the other settings. Choosing the database after connecting is safe here, unlike a USE statement in Go, because a sql::Connection is one connection, not a pool.</w:t>
       </w:r>
     </w:p>
     <w:p>
@@ -4156,7 +4175,10 @@
     </w:p>
     <w:p>
       <w:r>
-        <w:t>Start with the most direct version: main reads SPA_DB_PASSWORD, connects to the server, executes CREATE DATABASE IF NOT EXISTS spa_contacts, and closes that connection; then it connects again, chooses spa_contacts with setSchema, sends SELECT DATABASE(), and prints the answer. Like Lesson 4.0's Basic version, it checks only that SPA_DB_PASSWORD is set and then trusts every step; the Production-Minded version catches a failure and reports it in Lesson 2.11's style. Every new step is commented, so read the comments as you type it.</w:t>
+        <w:t>Start with the most direct version: main reads SPA_DB_PASSWORD, connects to the server, executes CREATE DATABASE IF NOT EXISTS spa_contacts, and closes that connection; then it connects again, chooses spa_contacts with setSchema, sends SELECT DATABASE(), and prints the answer. Like Lesson 4.0's Basic version, it checks only that SPA_DB_PASSWORD is set and then trusts every step; the Production-Minded version catches a failure and reports it in Lesson 2.11's style. Every new step is commented, so read the co</w:t>
+      </w:r>
+      <w:r>
+        <w:t>mments as you type it.</w:t>
       </w:r>
     </w:p>
     <w:p>
@@ -4932,7 +4954,10 @@
         <w:pStyle w:val="ListBullet"/>
       </w:pPr>
       <w:r>
-        <w:t>If nothing prints at all and the exit code is -1073741515, a DLL is missing from the cpp folder: rerun the Library Setup. If PowerShell shows an error that includes The term 'cl' is not recognized, the Launch-VsDevShell line did not run in this terminal. If nothing prints and the exit code is another large negative number, the connector threw an exception that this Basic version does not catch: Visual C++ then ends the program at once, before even the earlier lines reach the screen. Run the Production-Minded program, which catches it and prints the reason.</w:t>
+        <w:t>If nothing prints at all and the exit code is -1073741515, a DLL is missing from the cpp folder: rerun the Library Setup. If PowerShell shows an error that includes The term 'cl' is not recognized, the Launch-VsDevShell line did not run in this terminal. If nothing prints and the exit code is another large negative number, the connector threw an exception that this Basic version does not catch: Visual C++ then ends the program at once, before even the earlier lines reach the screen. Run the Production-Minde</w:t>
+      </w:r>
+      <w:r>
+        <w:t>d program, which catches it and prints the reason.</w:t>
       </w:r>
     </w:p>
     <w:p>
@@ -4971,7 +4996,10 @@
     </w:p>
     <w:p>
       <w:r>
-        <w:t>The Production-Minded version prints the same lines. connectServer is Lesson 4.0's, unchanged: it reaches the server only. The new connectDatabase takes the database name, connects, and calls setSchema; either step's sql::SQLException becomes a std::runtime_error that names the database and the server. createDatabase and printCurrentDatabase send one statement each. main keeps each connection in its own { } block (braces on their own make a block), so the first unique_ptr closes its connection before the second connection opens. The CREATE statement writes spa_contacts into its SQL text, because a database name cannot be passed to a statement as a value, and joining text into SQL is unsafe (Lesson 4.3 explains why). The settings are constants at the top of the file; DATABASE is the new one.</w:t>
+        <w:t>The Production-Minded version prints the same lines. connectServer is Lesson 4.0's, unchanged: it reaches the server only. The new connectDatabase takes the database name, connects, and calls setSchema; either step's sql::SQLException becomes a std::runtime_error that names the database and the server. createDatabase and printCurrentDatabase send one statement each. main keeps each connection in its own { } block (braces on their own make a block), so the first unique_ptr closes its connection before the se</w:t>
+      </w:r>
+      <w:r>
+        <w:t>cond connection opens. The CREATE statement writes spa_contacts into its SQL text, because a database name cannot be passed to a statement as a value, and joining text into SQL is unsafe (Lesson 4.3 explains why). The settings are constants at the top of the file; DATABASE is the new one.</w:t>
       </w:r>
     </w:p>
     <w:p>
@@ -6098,7 +6126,10 @@
     </w:p>
     <w:p>
       <w:r>
-        <w:t>Both versions read SPA_DB_PASSWORD, connect to the server to create spa_contacts if it is missing, connect again with the database setting, ask the server for the current database, and close each connection. The Basic version does it all in main. The Production-Minded version keeps the settings in constants, separates connectServer from connectDatabase, which the later Chapter 4 lessons and the project reuse, reports a missing database by name with the connector's reason, and closes each connection with its cleanup form even after an error.</w:t>
+        <w:t>Both versions read SPA_DB_PASSWORD, connect to the server to create spa_contacts if it is missing, connect again with the database setting, ask the server for the current database, and close each connection. The Basic version does it all in main. The Production-Minded version keeps the settings in constants, separates connectServer from connectDatabase, which the later Chapter 4 lessons and the project reuse, reports a missing database by name with the connector's reason, and closes each connection with its</w:t>
+      </w:r>
+      <w:r>
+        <w:t xml:space="preserve"> cleanup form even after an error.</w:t>
       </w:r>
     </w:p>
     <w:p>
@@ -6149,7 +6180,10 @@
     </w:p>
     <w:p>
       <w:r>
-        <w:t>Start with the most direct version: Main reads SPA_DB_PASSWORD, fills the settings, opens a connection to the server, runs CREATE DATABASE IF NOT EXISTS spa_contacts, and closes it; then it sets Database to spa_contacts, opens a second connection, runs SELECT DATABASE(), and prints the answer. Like Lesson 4.0's Basic versions, it checks only that SPA_DB_PASSWORD is set and then trusts every step; a failure stops it with the connector's own message, and the Production-Minded version reports it in Lesson 2.11's style. Every new step is commented, so read the comments as you type it.</w:t>
+        <w:t>Start with the most direct version: Main reads SPA_DB_PASSWORD, fills the settings, opens a connection to the server, runs CREATE DATABASE IF NOT EXISTS spa_contacts, and closes it; then it sets Database to spa_contacts, opens a second connection, runs SELECT DATABASE(), and prints the answer. Like Lesson 4.0's Basic versions, it checks only that SPA_DB_PASSWORD is set and then trusts every step; a failure stops it with the connector's own message, and the Production-Minded version reports it in Lesson 2.11</w:t>
+      </w:r>
+      <w:r>
+        <w:t>'s style. Every new step is commented, so read the comments as you type it.</w:t>
       </w:r>
     </w:p>
     <w:p>
@@ -6923,7 +6957,10 @@
     </w:p>
     <w:p>
       <w:r>
-        <w:t>The Production-Minded version prints the same lines. ConnectServer is Lesson 4.0's, unchanged: it reaches the server only. The new ConnectDatabase takes the database name, sets Database, opens the connection, and turns a failure into an Exception that names the database and the server. CreateDatabase and PrintCurrentDatabase run one command each. Main declares each connection with using inside its own { } block (braces on their own make a block), so the first connection closes when its block ends, before the second opens. The CREATE statement writes spa_contacts into its SQL text, because a database name cannot be passed to a statement as a value, and joining text into SQL is unsafe (Lesson 4.3 explains why). The settings are constants at the top of the file; Database is the new one.</w:t>
+        <w:t>The Production-Minded version prints the same lines. ConnectServer is Lesson 4.0's, unchanged: it reaches the server only. The new ConnectDatabase takes the database name, sets Database, opens the connection, and turns a failure into an Exception that names the database and the server. CreateDatabase and PrintCurrentDatabase run one command each. Main declares each connection with using inside its own { } block (braces on their own make a block), so the first connection closes when its block ends, before th</w:t>
+      </w:r>
+      <w:r>
+        <w:t>e second opens. The CREATE statement writes spa_contacts into its SQL text, because a database name cannot be passed to a statement as a value, and joining text into SQL is unsafe (Lesson 4.3 explains why). The settings are constants at the top of the file; Database is the new one.</w:t>
       </w:r>
     </w:p>
     <w:p>
@@ -8176,7 +8213,10 @@
     </w:p>
     <w:p>
       <w:r>
-        <w:t>Both versions read SPA_DB_PASSWORD, connect to the server to create spa_contacts if it is missing, connect again with the database setting, ask the server for the current database, and close each connection. The Basic version does it all in Main. The Production-Minded version keeps the settings in constants, separates ConnectServer from ConnectDatabase, which the later Chapter 4 lessons and the project reuse, reports a missing database by name with the connector's reason, and closes each connection with its cleanup form even after an error.</w:t>
+        <w:t>Both versions read SPA_DB_PASSWORD, connect to the server to create spa_contacts if it is missing, connect again with the database setting, ask the server for the current database, and close each connection. The Basic version does it all in Main. The Production-Minded version keeps the settings in constants, separates ConnectServer from ConnectDatabase, which the later Chapter 4 lessons and the project reuse, reports a missing database by name with the connector's reason, and closes each connection with its</w:t>
+      </w:r>
+      <w:r>
+        <w:t xml:space="preserve"> cleanup form even after an error.</w:t>
       </w:r>
     </w:p>
     <w:p>
@@ -8227,7 +8267,10 @@
     </w:p>
     <w:p>
       <w:r>
-        <w:t>Start with the most direct version: main reads SPA_DB_PASSWORD, fills the settings record, opens and pings a pool for the server, runs CREATE DATABASE IF NOT EXISTS spa_contacts with Exec, and closes the pool; then it sets DBName, opens and pings a second pool, reads SELECT DATABASE() with QueryRow, and prints the answer. As in Lesson 4.0, it checks the error values of sql.Open and Ping, so a failed connection, such as a missing database, prints Error: with the driver's reason and exit code 1; after that, it trusts every step. Every new step is commented, so read the comments as you type it.</w:t>
+        <w:t>Start with the most direct version: main reads SPA_DB_PASSWORD, fills the settings record, opens and pings a pool for the server, runs CREATE DATABASE IF NOT EXISTS spa_contacts with Exec, and closes the pool; then it sets DBName, opens and pings a second pool, reads SELECT DATABASE() with QueryRow, and prints the answer. As in Lesson 4.0, it checks the error values of sql.Open and Ping, so a failed connection, such as a missing database, prints Error: with the driver's reason and exit code 1; after that, i</w:t>
+      </w:r>
+      <w:r>
+        <w:t>t trusts every step. Every new step is commented, so read the comments as you type it.</w:t>
       </w:r>
     </w:p>
     <w:p>
@@ -8683,23 +8726,23 @@
         <w:pStyle w:val="SourceCode"/>
       </w:pPr>
       <w:r>
-        <w:t xml:space="preserve">    // DBName. Every statement through this pool now works in</w:t>
-      </w:r>
-    </w:p>
-    <w:p>
-      <w:pPr>
-        <w:pStyle w:val="SourceCode"/>
-      </w:pPr>
-      <w:r>
-        <w:t xml:space="preserve">    // spa_contacts. When the database does not exist, Ping returns an</w:t>
-      </w:r>
-    </w:p>
-    <w:p>
-      <w:pPr>
-        <w:pStyle w:val="SourceCode"/>
-      </w:pPr>
-      <w:r>
-        <w:t xml:space="preserve">    // error value that says Unknown database.</w:t>
+        <w:t xml:space="preserve">    // DBName; every statement through this pool works in spa_contacts. A</w:t>
+      </w:r>
+    </w:p>
+    <w:p>
+      <w:pPr>
+        <w:pStyle w:val="SourceCode"/>
+      </w:pPr>
+      <w:r>
+        <w:t xml:space="preserve">    // missing database makes Ping return Unknown database. Remember, :=</w:t>
+      </w:r>
+    </w:p>
+    <w:p>
+      <w:pPr>
+        <w:pStyle w:val="SourceCode"/>
+      </w:pPr>
+      <w:r>
+        <w:t xml:space="preserve">    // needs one new name on its left: database is new, err already exists.</w:t>
       </w:r>
     </w:p>
     <w:p>
@@ -9105,7 +9148,10 @@
     </w:p>
     <w:p>
       <w:r>
-        <w:t>The Production-Minded version prints the same lines. connectServer is Lesson 4.0's, unchanged: it reaches the server only. The new connectDatabase takes the database name, sets DBName, opens and pings the pool, and returns an error value that names the database and the server. run closes the server pool right after createDatabase, whatever it returned, and defers closing the database pool. The CREATE statement writes spa_contacts into its SQL text, because a database name cannot be passed to a statement as a value, and joining text into SQL is unsafe (Lesson 4.3 explains why). The settings are constants at the top of the file; databaseName is the new one.</w:t>
+        <w:t xml:space="preserve">The Production-Minded version prints the same lines. connectServer is Lesson 4.0's, unchanged: it reaches the server only. The new connectDatabase takes the database name, sets DBName, opens and pings the pool, and returns an error value that names the database and the server. run closes the server pool right after createDatabase, whatever it returned, and defers closing the database pool. The CREATE statement writes spa_contacts into its SQL text, because a database name cannot be passed to a statement as </w:t>
+      </w:r>
+      <w:r>
+        <w:t>a value, and joining text into SQL is unsafe (Lesson 4.3 explains why). The settings are constants at the top of the file; databaseName is the new one.</w:t>
       </w:r>
     </w:p>
     <w:p>
@@ -9931,15 +9977,15 @@
         <w:pStyle w:val="SourceCode"/>
       </w:pPr>
       <w:r>
-        <w:t xml:space="preserve">    // Remember, defer runs database.Close() when run returns, whichever</w:t>
-      </w:r>
-    </w:p>
-    <w:p>
-      <w:pPr>
-        <w:pStyle w:val="SourceCode"/>
-      </w:pPr>
-      <w:r>
-        <w:t xml:space="preserve">    // return it takes.</w:t>
+        <w:t xml:space="preserve">    // Remember, := needs one new name (database), and defer runs</w:t>
+      </w:r>
+    </w:p>
+    <w:p>
+      <w:pPr>
+        <w:pStyle w:val="SourceCode"/>
+      </w:pPr>
+      <w:r>
+        <w:t xml:space="preserve">    // database.Close() when run returns, whichever return it takes.</w:t>
       </w:r>
     </w:p>
     <w:p>
@@ -10384,7 +10430,10 @@
     </w:p>
     <w:p>
       <w:r>
-        <w:t>Both versions read SPA_DB_PASSWORD, connect to the server to create spa_contacts if it is missing, connect again with the database setting, ask the server for the current database, and close each connection. The Basic version does it all in main. The Production-Minded version keeps the settings in constants, separates connectServer from connectDatabase, which the later Chapter 4 lessons and the project reuse, reports a missing database by name with the connector's reason, and closes each connection with its cleanup form even after an error.</w:t>
+        <w:t>Both versions read SPA_DB_PASSWORD, connect to the server to create spa_contacts if it is missing, connect again with the database setting, ask the server for the current database, and close each connection. The Basic version does it all in main. The Production-Minded version keeps the settings in constants, separates connectServer from connectDatabase, which the later Chapter 4 lessons and the project reuse, reports a missing database by name with the connector's reason, and closes each connection with its</w:t>
+      </w:r>
+      <w:r>
+        <w:t xml:space="preserve"> cleanup form even after an error.</w:t>
       </w:r>
     </w:p>
     <w:p>
@@ -10435,7 +10484,10 @@
     </w:p>
     <w:p>
       <w:r>
-        <w:t>Start with the most direct version: main reads SPA_DB_PASSWORD, connects to the server, executes CREATE DATABASE IF NOT EXISTS spa_contacts, and closes the cursor and the connection; then it connects again with database="spa_contacts", executes SELECT DATABASE(), and prints the answer. Like Lesson 4.0's Basic versions, it checks only that SPA_DB_PASSWORD is set and then trusts every step; a failure stops it with the connector's own message, and the Production-Minded version reports it in Lesson 2.11's style. Every new step is commented, so read the comments as you type it.</w:t>
+        <w:t>Start with the most direct version: main reads SPA_DB_PASSWORD, connects to the server, executes CREATE DATABASE IF NOT EXISTS spa_contacts, and closes the cursor and the connection; then it connects again with database="spa_contacts", executes SELECT DATABASE(), and prints the answer. Like Lesson 4.0's Basic versions, it checks only that SPA_DB_PASSWORD is set and then trusts every step; a failure stops it with the connector's own message, and the Production-Minded version reports it in Lesson 2.11's style</w:t>
+      </w:r>
+      <w:r>
+        <w:t>. Every new step is commented, so read the comments as you type it.</w:t>
       </w:r>
     </w:p>
     <w:p>
@@ -11163,7 +11215,10 @@
     </w:p>
     <w:p>
       <w:r>
-        <w:t>The Production-Minded version prints the same lines. connect_server is Lesson 4.0's, unchanged: it reaches the server only. The new connect_database takes the database name, passes it as database=, and raises a ConnectionError that names the database and the server. create_database and print_current_database each use a with block for their cursor. main has one with block per connection, so the first connection closes before the second opens. The CREATE statement writes spa_contacts into its SQL text, because a database name cannot be passed to a statement as a value, and joining text into SQL is unsafe (Lesson 4.3 explains why). The settings are constants at the top of the file; DATABASE is the new one.</w:t>
+        <w:t>The Production-Minded version prints the same lines. connect_server is Lesson 4.0's, unchanged: it reaches the server only. The new connect_database takes the database name, passes it as database=, and raises a ConnectionError that names the database and the server. create_database and print_current_database each use a with block for their cursor. main has one with block per connection, so the first connection closes before the second opens. The CREATE statement writes spa_contacts into its SQL text, becaus</w:t>
+      </w:r>
+      <w:r>
+        <w:t>e a database name cannot be passed to a statement as a value, and joining text into SQL is unsafe (Lesson 4.3 explains why). The settings are constants at the top of the file; DATABASE is the new one.</w:t>
       </w:r>
     </w:p>
     <w:p>
@@ -12070,7 +12125,10 @@
     </w:p>
     <w:p>
       <w:r>
-        <w:t>Both versions read SPA_DB_PASSWORD, connect to the server to create spa_contacts if it is missing, connect again with the database setting, ask the server for the current database, and close each connection. The Basic version does it all in main. The Production-Minded version keeps the settings in constants, separates connect_server from connect_database, which the later Chapter 4 lessons and the project reuse, reports a missing database by name with the connector's reason, and closes each connection with its cleanup form even after an error.</w:t>
+        <w:t>Both versions read SPA_DB_PASSWORD, connect to the server to create spa_contacts if it is missing, connect again with the database setting, ask the server for the current database, and close each connection. The Basic version does it all in main. The Production-Minded version keeps the settings in constants, separates connect_server from connect_database, which the later Chapter 4 lessons and the project reuse, reports a missing database by name with the connector's reason, and closes each connection with i</w:t>
+      </w:r>
+      <w:r>
+        <w:t>ts cleanup form even after an error.</w:t>
       </w:r>
     </w:p>
     <w:p>
@@ -12121,7 +12179,10 @@
     </w:p>
     <w:p>
       <w:r>
-        <w:t>Start with the most direct version: main reads SPA_DB_PASSWORD, connects to the server, sends CREATE DATABASE IF NOT EXISTS spa_contacts, and ends that connection; then it connects again with database: "spa_contacts", sends SELECT DATABASE(), and prints the answer. Like Lesson 4.0's Basic versions, it checks only that SPA_DB_PASSWORD is set and then trusts every step; a failure stops it with the connector's own message, and the Production-Minded version reports it in Lesson 2.11's style. Every new step is commented, so read the comments as you type it.</w:t>
+        <w:t>Start with the most direct version: main reads SPA_DB_PASSWORD, connects to the server, sends CREATE DATABASE IF NOT EXISTS spa_contacts, and ends that connection; then it connects again with database: "spa_contacts", sends SELECT DATABASE(), and prints the answer. Like Lesson 4.0's Basic versions, it checks only that SPA_DB_PASSWORD is set and then trusts every step; a failure stops it with the connector's own message, and the Production-Minded version reports it in Lesson 2.11's style. Every new step is c</w:t>
+      </w:r>
+      <w:r>
+        <w:t>ommented, so read the comments as you type it.</w:t>
       </w:r>
     </w:p>
     <w:p>
@@ -12879,7 +12940,10 @@
     </w:p>
     <w:p>
       <w:r>
-        <w:t>The Production-Minded version prints the same lines. connectServer is Lesson 4.0's, unchanged: it reaches the server only. The new connectDatabase takes the database name, passes it as database, and throws an Error that names the database and the server. reasonOf returns an error's message, so the three places that need it share one function. main gives each connection its own try ... finally, so the first connection ends before the second opens. The CREATE statement writes spa_contacts into its SQL text, because a database name cannot be passed to a statement as a value, and joining text into SQL is unsafe (Lesson 4.3 explains why). The settings are constants at the top of the file; DATABASE is the new one.</w:t>
+        <w:t>The Production-Minded version prints the same lines. connectServer is Lesson 4.0's, unchanged: it reaches the server only. The new connectDatabase takes the database name, passes it as database, and throws an Error that names the database and the server. reasonOf returns an error's message, so the three places that need it share one function. main gives each connection its own try ... finally, so the first connection ends before the second opens. The CREATE statement writes spa_contacts into its SQL text, b</w:t>
+      </w:r>
+      <w:r>
+        <w:t>ecause a database name cannot be passed to a statement as a value, and joining text into SQL is unsafe (Lesson 4.3 explains why). The settings are constants at the top of the file; DATABASE is the new one.</w:t>
       </w:r>
     </w:p>
     <w:p>
@@ -14057,7 +14121,10 @@
     </w:p>
     <w:p>
       <w:r>
-        <w:t>Both versions read SPA_DB_PASSWORD, connect to the server to create spa_contacts if it is missing, connect again with the database setting, ask the server for the current database, and close each connection. The Basic version does it all in main. The Production-Minded version keeps the settings in constants, separates connectServer from connectDatabase, which the later Chapter 4 lessons and the project reuse, reports a missing database by name with the connector's reason, and closes each connection with its cleanup form even after an error.</w:t>
+        <w:t>Both versions read SPA_DB_PASSWORD, connect to the server to create spa_contacts if it is missing, connect again with the database setting, ask the server for the current database, and close each connection. The Basic version does it all in main. The Production-Minded version keeps the settings in constants, separates connectServer from connectDatabase, which the later Chapter 4 lessons and the project reuse, reports a missing database by name with the connector's reason, and closes each connection with its</w:t>
+      </w:r>
+      <w:r>
+        <w:t xml:space="preserve"> cleanup form even after an error.</w:t>
       </w:r>
     </w:p>
     <w:p>
@@ -15284,7 +15351,10 @@
     </w:p>
     <w:p>
       <w:r>
-        <w:t>The database is the fifth connection setting: it chooses the database a connection works in, and SELECT DATABASE() proves which one that is. A database must exist before a connection can choose it, so every program first connects to the server only and runs CREATE DATABASE IF NOT EXISTS spa_contacts, which is safe to repeat, then connects again with the setting. When the setting names a database that does not exist, the server answers error 1049, Unknown database, and the Production-Minded connect_database reports it by name. spa_contacts now stays on the server: Lesson 4.3 sends its first SQL statements through this connection, and Lesson 4.4 creates the contacts table inside it.</w:t>
+        <w:t xml:space="preserve">The database is the fifth connection setting: it chooses the database a connection works in, and SELECT DATABASE() proves which one that is. A database must exist before a connection can choose it, so every program first connects to the server only and runs CREATE DATABASE IF NOT EXISTS spa_contacts, which is safe to repeat, then connects again with the setting. When the setting names a database that does not exist, the server answers error 1049, Unknown database, and the Production-Minded connect_database </w:t>
+      </w:r>
+      <w:r>
+        <w:t>reports it by name. spa_contacts now stays on the server: Lesson 4.3 sends its first SQL statements through this connection, and Lesson 4.4 creates the contacts table inside it.</w:t>
       </w:r>
     </w:p>
     <w:sectPr>
@@ -15470,31 +15540,31 @@
       </w:rPr>
     </w:lvl>
   </w:abstractNum>
-  <w:num w:numId="1" w16cid:durableId="1803693804">
+  <w:num w:numId="1" w16cid:durableId="1022241699">
     <w:abstractNumId w:val="8"/>
   </w:num>
-  <w:num w:numId="2" w16cid:durableId="633943983">
+  <w:num w:numId="2" w16cid:durableId="1166746575">
     <w:abstractNumId w:val="6"/>
   </w:num>
-  <w:num w:numId="3" w16cid:durableId="329332067">
+  <w:num w:numId="3" w16cid:durableId="705910714">
     <w:abstractNumId w:val="5"/>
   </w:num>
-  <w:num w:numId="4" w16cid:durableId="909383001">
+  <w:num w:numId="4" w16cid:durableId="1652254356">
     <w:abstractNumId w:val="4"/>
   </w:num>
-  <w:num w:numId="5" w16cid:durableId="912348790">
+  <w:num w:numId="5" w16cid:durableId="679964596">
     <w:abstractNumId w:val="7"/>
   </w:num>
-  <w:num w:numId="6" w16cid:durableId="1235123197">
+  <w:num w:numId="6" w16cid:durableId="2101560341">
     <w:abstractNumId w:val="3"/>
   </w:num>
-  <w:num w:numId="7" w16cid:durableId="369187328">
+  <w:num w:numId="7" w16cid:durableId="1739550697">
     <w:abstractNumId w:val="2"/>
   </w:num>
-  <w:num w:numId="8" w16cid:durableId="1417171333">
+  <w:num w:numId="8" w16cid:durableId="1615363582">
     <w:abstractNumId w:val="1"/>
   </w:num>
-  <w:num w:numId="9" w16cid:durableId="250430782">
+  <w:num w:numId="9" w16cid:durableId="1584991468">
     <w:abstractNumId w:val="0"/>
   </w:num>
 </w:numbering>
